--- a/contents/battle-workbook/attack-w09.docx
+++ b/contents/battle-workbook/attack-w09.docx
@@ -121,7 +121,7 @@
           <w:rFonts w:ascii="맑은 고딕" w:hAnsi="맑은 고딕" w:eastAsia="맑은 고딕"/>
           <w:sz w:val="21"/>
         </w:rPr>
-        <w:t>▸ 알아둘 점 — 네트워크 스캔은 6v6에 상시 깔린 nmap 배경 노이즈와 섞이므로, Red 채점은 특정 스캔</w:t>
+        <w:t>▸ 알아둘 점 — 네트워크 스캔은 el34에 상시 깔린 nmap 배경 노이즈와 섞이므로, Red 채점은 특정 스캔</w:t>
       </w:r>
       <w:r>
         <w:br/>
@@ -250,7 +250,7 @@
           <w:rFonts w:ascii="Consolas" w:hAnsi="Consolas"/>
           <w:sz w:val="19"/>
         </w:rPr>
-        <w:t>nmap -sX -p 1-1000 &lt;대상_공개IP&gt;          # Xmas scan</w:t>
+        <w:t>nmap -sX -p 1-1000 192.168.0.161          # Xmas scan</w:t>
         <w:br/>
         <w:t># scapy: send(IP(dst=t)/TCP(flags="FPU"))</w:t>
       </w:r>
@@ -384,7 +384,7 @@
           <w:b/>
           <w:sz w:val="22"/>
         </w:rPr>
-        <w:t>▶ 실행 결과 화면 (스크린샷 붙여넣기)</w:t>
+        <w:t>▶ 실행 결과 (출력/스크린샷)</w:t>
       </w:r>
     </w:p>
     <w:tbl>
@@ -418,7 +418,7 @@
                 <w:color w:val="AAAAAA"/>
                 <w:sz w:val="18"/>
               </w:rPr>
-              <w:t>여기에 결과 스크린샷을 붙여넣으세요 (커서를 두고 Ctrl+V)</w:t>
+              <w:t>여기에 결과 출력을 적거나 스크린샷을 붙여넣으세요 (커서를 두고 Ctrl+V)</w:t>
             </w:r>
           </w:p>
         </w:tc>
@@ -537,7 +537,7 @@
           <w:rFonts w:ascii="Consolas" w:hAnsi="Consolas"/>
           <w:sz w:val="19"/>
         </w:rPr>
-        <w:t>for i in 1 2 3; do nmap -sS -p 1-2000 &lt;대상_공개IP&gt; -T4; done</w:t>
+        <w:t>for i in 1 2 3; do nmap -sS -p 1-2000 192.168.0.161 -T4; done</w:t>
       </w:r>
     </w:p>
     <w:p>
@@ -645,7 +645,7 @@
           <w:b/>
           <w:sz w:val="22"/>
         </w:rPr>
-        <w:t>▶ 실행 결과 화면 (스크린샷 붙여넣기)</w:t>
+        <w:t>▶ 실행 결과 (출력/스크린샷)</w:t>
       </w:r>
     </w:p>
     <w:tbl>
@@ -679,7 +679,7 @@
                 <w:color w:val="AAAAAA"/>
                 <w:sz w:val="18"/>
               </w:rPr>
-              <w:t>여기에 결과 스크린샷을 붙여넣으세요 (커서를 두고 Ctrl+V)</w:t>
+              <w:t>여기에 결과 출력을 적거나 스크린샷을 붙여넣으세요 (커서를 두고 Ctrl+V)</w:t>
             </w:r>
           </w:p>
         </w:tc>
@@ -913,7 +913,7 @@
           <w:b/>
           <w:sz w:val="22"/>
         </w:rPr>
-        <w:t>▶ 실행 결과 화면 (스크린샷 붙여넣기)</w:t>
+        <w:t>▶ 실행 결과 (출력/스크린샷)</w:t>
       </w:r>
     </w:p>
     <w:tbl>
@@ -947,7 +947,7 @@
                 <w:color w:val="AAAAAA"/>
                 <w:sz w:val="18"/>
               </w:rPr>
-              <w:t>여기에 결과 스크린샷을 붙여넣으세요 (커서를 두고 Ctrl+V)</w:t>
+              <w:t>여기에 결과 출력을 적거나 스크린샷을 붙여넣으세요 (커서를 두고 Ctrl+V)</w:t>
             </w:r>
           </w:p>
         </w:tc>
@@ -1236,7 +1236,7 @@
           <w:b/>
           <w:sz w:val="22"/>
         </w:rPr>
-        <w:t>▶ 실행 결과 화면 (스크린샷 붙여넣기)</w:t>
+        <w:t>▶ 실행 결과 (출력/스크린샷)</w:t>
       </w:r>
     </w:p>
     <w:tbl>
@@ -1270,7 +1270,7 @@
                 <w:color w:val="AAAAAA"/>
                 <w:sz w:val="18"/>
               </w:rPr>
-              <w:t>여기에 결과 스크린샷을 붙여넣으세요 (커서를 두고 Ctrl+V)</w:t>
+              <w:t>여기에 결과 출력을 적거나 스크린샷을 붙여넣으세요 (커서를 두고 Ctrl+V)</w:t>
             </w:r>
           </w:p>
         </w:tc>
@@ -1504,7 +1504,7 @@
           <w:b/>
           <w:sz w:val="22"/>
         </w:rPr>
-        <w:t>▶ 실행 결과 화면 (스크린샷 붙여넣기)</w:t>
+        <w:t>▶ 실행 결과 (출력/스크린샷)</w:t>
       </w:r>
     </w:p>
     <w:tbl>
@@ -1538,7 +1538,7 @@
                 <w:color w:val="AAAAAA"/>
                 <w:sz w:val="18"/>
               </w:rPr>
-              <w:t>여기에 결과 스크린샷을 붙여넣으세요 (커서를 두고 Ctrl+V)</w:t>
+              <w:t>여기에 결과 출력을 적거나 스크린샷을 붙여넣으세요 (커서를 두고 Ctrl+V)</w:t>
             </w:r>
           </w:p>
         </w:tc>
